--- a/doc/paper_jima2026fall/v2/鬼頭拓海_JIMA2026fall_yokou.docx
+++ b/doc/paper_jima2026fall/v2/鬼頭拓海_JIMA2026fall_yokou.docx
@@ -27,18 +27,6 @@
     <w:p>
       <w:pPr>
         <w:pStyle w:val="ima002"/>
-      </w:pPr>
-      <w:r>
-        <w:rPr>
-          <w:rFonts w:ascii="Times New Roman" w:hAnsi="Times New Roman" w:cs="Times New Roman" w:eastAsia="ＭＳ Ｐ明朝"/>
-          <w:lang w:val="en-US" w:eastAsia="ja-JP"/>
-        </w:rPr>
-        <w:t xml:space="preserve">早稲田大学　＊鬼頭拓海，</w:t>
-      </w:r>
-    </w:p>
-    <w:p>
-      <w:pPr>
-        <w:pStyle w:val="ima003"/>
         <w:spacing w:afterLines="50" w:after="50"/>
       </w:pPr>
       <w:r>
@@ -46,7 +34,7 @@
           <w:rFonts w:ascii="Times New Roman" w:hAnsi="Times New Roman" w:cs="Times New Roman" w:eastAsia="ＭＳ Ｐ明朝"/>
           <w:lang w:val="en-US" w:eastAsia="ja-JP"/>
         </w:rPr>
-        <w:t xml:space="preserve">谷水義隆，渡邉るりこ</w:t>
+        <w:t xml:space="preserve">早稲田大学　＊鬼頭拓海，谷水義隆，渡邉るりこ</w:t>
       </w:r>
     </w:p>
     <w:p>
@@ -317,7 +305,7 @@
           <w:rFonts w:ascii="Times New Roman" w:hAnsi="Times New Roman" w:cs="Times New Roman" w:eastAsia="ＭＳ Ｐ明朝"/>
           <w:lang w:val="en-US" w:eastAsia="ja-JP"/>
         </w:rPr>
-        <w:t xml:space="preserve"> に近づける操作（以下，安定性誘導演算子）を組み込めば仮説1の差は解消し，多点探索の高安定 HV は単点探索と同程度まで向上する．</w:t>
+        <w:t xml:space="preserve"> に近づける移動（以下，安定性誘導演算子）を組み込めば仮説1の差は解消し，多点探索の高安定 HV は単点探索と同程度まで向上する．</w:t>
       </w:r>
     </w:p>
     <w:p>
@@ -924,7 +912,29 @@
           <w:rFonts w:ascii="Times New Roman" w:hAnsi="Times New Roman" w:cs="Times New Roman" w:eastAsia="ＭＳ Ｐ明朝"/>
           <w:lang w:val="en-US" w:eastAsia="ja-JP"/>
         </w:rPr>
-        <w:t xml:space="preserve"> を 0〜0.9 の 10 点で掃引し，各探索が選択を行う前に生成した全解から非劣解を保存して，Pareto フロントの HV で評価する．指標は次の 3 つとする．全域 HV は非劣解全体に対する HV である．高安定 HV は，高安定領域（</w:t>
+        <w:t xml:space="preserve"> を 0〜0.9 の 10 点で掃引し，各探索が選択を行う前に生成した全解から非劣解を保存して，Pareto フロントの HV で評価する．</w:t>
+      </w:r>
+      <w:r>
+        <w:rPr>
+          <w:rFonts w:ascii="Times New Roman" w:hAnsi="Times New Roman" w:cs="Times New Roman"/>
+          <w:i/>
+        </w:rPr>
+        <w:t xml:space="preserve">S</w:t>
+      </w:r>
+      <w:r>
+        <w:rPr>
+          <w:rFonts w:ascii="Times New Roman" w:hAnsi="Times New Roman" w:cs="Times New Roman"/>
+          <w:i/>
+          <w:vertAlign w:val="subscript"/>
+        </w:rPr>
+        <w:t xml:space="preserve">p</w:t>
+      </w:r>
+      <w:r>
+        <w:rPr>
+          <w:rFonts w:ascii="Times New Roman" w:hAnsi="Times New Roman" w:cs="Times New Roman" w:eastAsia="ＭＳ Ｐ明朝"/>
+          <w:lang w:val="en-US" w:eastAsia="ja-JP"/>
+        </w:rPr>
+        <w:t xml:space="preserve"> の処理順序を保った解（</w:t>
       </w:r>
       <w:r>
         <w:rPr>
@@ -938,7 +948,21 @@
           <w:rFonts w:ascii="Times New Roman" w:hAnsi="Times New Roman" w:cs="Times New Roman" w:eastAsia="ＭＳ Ｐ明朝"/>
           <w:lang w:val="en-US" w:eastAsia="ja-JP"/>
         </w:rPr>
-        <w:t xml:space="preserve"> が全手法の非劣解における中央値 </w:t>
+        <w:t xml:space="preserve">=0）は全手法が探索せずに得る自明解であるため，HV の算出から除く．指標は次の 3 つとする．全域 HV は非劣解全体に対する HV である．高安定 HV は，高安定領域（</w:t>
+      </w:r>
+      <w:r>
+        <w:rPr>
+          <w:rFonts w:ascii="Times New Roman" w:hAnsi="Times New Roman" w:cs="Times New Roman"/>
+          <w:i/>
+        </w:rPr>
+        <w:t xml:space="preserve">D</w:t>
+      </w:r>
+      <w:r>
+        <w:rPr>
+          <w:rFonts w:ascii="Times New Roman" w:hAnsi="Times New Roman" w:cs="Times New Roman" w:eastAsia="ＭＳ Ｐ明朝"/>
+          <w:lang w:val="en-US" w:eastAsia="ja-JP"/>
+        </w:rPr>
+        <w:t xml:space="preserve"> が全手法・全試行の非劣解における中央値 </w:t>
       </w:r>
       <w:r>
         <w:rPr>
@@ -1125,7 +1149,21 @@
           <w:rFonts w:ascii="Times New Roman" w:hAnsi="Times New Roman" w:cs="Times New Roman" w:eastAsia="ＭＳ Ｐ明朝"/>
           <w:lang w:val="en-US" w:eastAsia="ja-JP"/>
         </w:rPr>
-        <w:t xml:space="preserve">安定性誘導演算子（PR・repair）</w:t>
+        <w:t xml:space="preserve">安定性誘導演算子（PR・PR-</w:t>
+      </w:r>
+      <w:r>
+        <w:rPr>
+          <w:rFonts w:ascii="Times New Roman" w:hAnsi="Times New Roman" w:cs="Times New Roman"/>
+          <w:i/>
+        </w:rPr>
+        <w:t xml:space="preserve">k</w:t>
+      </w:r>
+      <w:r>
+        <w:rPr>
+          <w:rFonts w:ascii="Times New Roman" w:hAnsi="Times New Roman" w:cs="Times New Roman" w:eastAsia="ＭＳ Ｐ明朝"/>
+          <w:lang w:val="en-US" w:eastAsia="ja-JP"/>
+        </w:rPr>
+        <w:t xml:space="preserve">）</w:t>
       </w:r>
     </w:p>
     <w:p>
@@ -1216,7 +1254,7 @@
           <w:rFonts w:ascii="Times New Roman" w:hAnsi="Times New Roman" w:cs="Times New Roman" w:eastAsia="ＭＳ Ｐ明朝"/>
           <w:lang w:val="en-US" w:eastAsia="ja-JP"/>
         </w:rPr>
-        <w:t xml:space="preserve"> が最小の解を選択する．</w:t>
+        <w:t xml:space="preserve"> の小さい中間解を選択する．</w:t>
       </w:r>
       <w:r>
         <w:rPr>
@@ -1238,7 +1276,35 @@
           <w:rFonts w:ascii="Times New Roman" w:hAnsi="Times New Roman" w:cs="Times New Roman" w:eastAsia="ＭＳ Ｐ明朝"/>
           <w:lang w:val="en-US" w:eastAsia="ja-JP"/>
         </w:rPr>
-        <w:t xml:space="preserve"> を誘導解とするのは，その経路上に，順序偏差が小さく，総所要時間の劣化も小さい解が現れると期待できるためである．打ち切る深さを 1 手から経路長までの範囲で変え，到達点を解とする簡略版（以下，repair）も用いる．PR と repair は，単点探索には摂動として，多点探索には各個体への改善操作として組み込む．</w:t>
+        <w:t xml:space="preserve"> を誘導解とするのは，その経路上に，順序偏差が小さく，総所要時間の劣化も小さい解が現れると期待できるためである．打ち切る深さ </w:t>
+      </w:r>
+      <w:r>
+        <w:rPr>
+          <w:rFonts w:ascii="Times New Roman" w:hAnsi="Times New Roman" w:cs="Times New Roman"/>
+          <w:i/>
+        </w:rPr>
+        <w:t xml:space="preserve">k</w:t>
+      </w:r>
+      <w:r>
+        <w:rPr>
+          <w:rFonts w:ascii="Times New Roman" w:hAnsi="Times New Roman" w:cs="Times New Roman" w:eastAsia="ＭＳ Ｐ明朝"/>
+          <w:lang w:val="en-US" w:eastAsia="ja-JP"/>
+        </w:rPr>
+        <w:t xml:space="preserve"> を 1 手から経路長までの範囲で変え，到達点を解とする簡略版（以下，PR-</w:t>
+      </w:r>
+      <w:r>
+        <w:rPr>
+          <w:rFonts w:ascii="Times New Roman" w:hAnsi="Times New Roman" w:cs="Times New Roman"/>
+          <w:i/>
+        </w:rPr>
+        <w:t xml:space="preserve">k</w:t>
+      </w:r>
+      <w:r>
+        <w:rPr>
+          <w:rFonts w:ascii="Times New Roman" w:hAnsi="Times New Roman" w:cs="Times New Roman" w:eastAsia="ＭＳ Ｐ明朝"/>
+          <w:lang w:val="en-US" w:eastAsia="ja-JP"/>
+        </w:rPr>
+        <w:t xml:space="preserve">）も用いる．両者は，単点探索には摂動として，多点探索には各個体への改善操作として組み込む．</w:t>
       </w:r>
     </w:p>
     <w:p>
@@ -1373,7 +1439,7 @@
       <w:r>
         <w:drawing>
           <wp:inline xmlns:a="http://schemas.openxmlformats.org/drawingml/2006/main" xmlns:pic="http://schemas.openxmlformats.org/drawingml/2006/picture">
-            <wp:extent cx="2933700" cy="1539028"/>
+            <wp:extent cx="2933700" cy="1527386"/>
             <wp:docPr id="1" name="Picture 1"/>
             <wp:cNvGraphicFramePr>
               <a:graphicFrameLocks noChangeAspect="1"/>
@@ -1394,7 +1460,7 @@
                   <pic:spPr>
                     <a:xfrm>
                       <a:off x="0" y="0"/>
-                      <a:ext cx="2933700" cy="1539028"/>
+                      <a:ext cx="2933700" cy="1527386"/>
                     </a:xfrm>
                     <a:prstGeom prst="rect"/>
                   </pic:spPr>
@@ -1588,7 +1654,7 @@
           <w:rFonts w:ascii="Times New Roman" w:hAnsi="Times New Roman" w:cs="Times New Roman" w:eastAsia="ＭＳ Ｐ明朝"/>
           <w:lang w:val="en-US" w:eastAsia="ja-JP"/>
         </w:rPr>
-        <w:t xml:space="preserve">　最良の手法は評価指標によって異なる．全域 HV でも演算子による有意な向上は多点探索にのみ生じ（8 シナリオ中 6 つで +2.8〜11.7%，単点探索では ±0.5% 以内），演算子を組み込んだ多点探索が最良となる．一方 AOC では単点探索が 8 シナリオ中 6 つで最良となる．全域 HV を押し上げた演算子は，多点探索では個体ごとに発動するため計算時間を増やし，PR は AOC を 8 シナリオ中 5 つで 7〜26% 低下させた．</w:t>
+        <w:t xml:space="preserve">　最良の手法は評価指標によって異なる．全域 HV でも演算子による有意な向上は多点探索にのみ生じ（8 シナリオ中 6 つで +2.8〜11.7%，単点探索では ±0.5% 以内），演算子を組み込んだ多点探索が最良となる．一方 AOC では単点探索が 8 シナリオ中 6 つで最良に並ぶ．全域 HV を向上させた演算子は，多点探索では個体ごとに発動するため計算時間を増やし，PR は AOC を 8 シナリオ中 5 つで 7〜26% 低下させた．</w:t>
       </w:r>
     </w:p>
     <w:p>
@@ -1674,7 +1740,7 @@
         <w:snapToGrid w:val="0"/>
         <w:spacing w:line="200" w:lineRule="exact"/>
         <w:ind w:left="420" w:hanging="420"/>
-        <w:jc w:val="left"/>
+        <w:jc w:val="both"/>
       </w:pPr>
       <w:r>
         <w:rPr>
@@ -1693,7 +1759,7 @@
         <w:snapToGrid w:val="0"/>
         <w:spacing w:line="200" w:lineRule="exact"/>
         <w:ind w:left="420" w:hanging="420"/>
-        <w:jc w:val="left"/>
+        <w:jc w:val="both"/>
       </w:pPr>
       <w:r>
         <w:rPr>
@@ -1712,7 +1778,7 @@
         <w:snapToGrid w:val="0"/>
         <w:spacing w:line="200" w:lineRule="exact"/>
         <w:ind w:left="420" w:hanging="420"/>
-        <w:jc w:val="left"/>
+        <w:jc w:val="both"/>
       </w:pPr>
       <w:r>
         <w:rPr>
@@ -1731,7 +1797,7 @@
         <w:snapToGrid w:val="0"/>
         <w:spacing w:line="200" w:lineRule="exact"/>
         <w:ind w:left="420" w:hanging="420"/>
-        <w:jc w:val="left"/>
+        <w:jc w:val="both"/>
       </w:pPr>
       <w:r>
         <w:rPr>
@@ -1750,7 +1816,7 @@
         <w:snapToGrid w:val="0"/>
         <w:spacing w:line="200" w:lineRule="exact"/>
         <w:ind w:left="420" w:hanging="420"/>
-        <w:jc w:val="left"/>
+        <w:jc w:val="both"/>
       </w:pPr>
       <w:r>
         <w:rPr>

--- a/doc/paper_jima2026fall/v2/鬼頭拓海_JIMA2026fall_yokou.docx
+++ b/doc/paper_jima2026fall/v2/鬼頭拓海_JIMA2026fall_yokou.docx
@@ -94,7 +94,7 @@
           <w:rFonts w:ascii="Times New Roman" w:hAnsi="Times New Roman" w:cs="Times New Roman" w:eastAsia="ＭＳ Ｐ明朝"/>
           <w:lang w:val="en-US" w:eastAsia="ja-JP"/>
         </w:rPr>
-        <w:t xml:space="preserve">．ここで，総所要時間などの生産効率のみを目的関数とすると，初期スケジュールと大幅に異なる解となり，段取り替えや資材の再手配などのコストが生じる．そのため再スケジューリングでは，生産効率だけでなく，初期スケジュールからの変更量を抑えること（安定性）も目的となる</w:t>
+        <w:t xml:space="preserve">．ここで，総所要時間などの生産効率のみを目的関数とすると，初期スケジュールと大幅に異なる解となり，段取り替えや資材の再手配のコストが生じる．そのため再スケジューリングでは，生産効率に加えて，初期スケジュールからの変更量の抑制（安定性）も目的となる</w:t>
       </w:r>
       <w:r>
         <w:rPr>
@@ -237,7 +237,7 @@
           <w:rFonts w:ascii="Times New Roman" w:hAnsi="Times New Roman" w:cs="Times New Roman" w:eastAsia="ＭＳ Ｐ明朝"/>
           <w:lang w:val="en-US" w:eastAsia="ja-JP"/>
         </w:rPr>
-        <w:t xml:space="preserve">　本研究は，ジョブショップスケジューリング問題（JSP）を対象に，生産効率と安定性の二目的最適化として再スケジューリングを扱い，次の 2 つの仮説を検証する．</w:t>
+        <w:t xml:space="preserve">　本研究は，ジョブショップスケジューリング問題（JSP）を対象に，生産効率と安定性の二目的最適化として再スケジューリングを扱い，次の仮説を検証する．</w:t>
       </w:r>
     </w:p>
     <w:p>
@@ -305,7 +305,29 @@
           <w:rFonts w:ascii="Times New Roman" w:hAnsi="Times New Roman" w:cs="Times New Roman" w:eastAsia="ＭＳ Ｐ明朝"/>
           <w:lang w:val="en-US" w:eastAsia="ja-JP"/>
         </w:rPr>
-        <w:t xml:space="preserve"> に近づける移動（以下，安定性誘導演算子）を組み込めば仮説1の差は解消し，多点探索の高安定 HV は単点探索と同程度まで向上する．</w:t>
+        <w:t xml:space="preserve"> に近づける移動（以下，安定性誘導演算子）を組み込めば，</w:t>
+      </w:r>
+      <w:r>
+        <w:rPr>
+          <w:rFonts w:ascii="Times New Roman" w:hAnsi="Times New Roman" w:cs="Times New Roman"/>
+          <w:i/>
+        </w:rPr>
+        <w:t xml:space="preserve">S</w:t>
+      </w:r>
+      <w:r>
+        <w:rPr>
+          <w:rFonts w:ascii="Times New Roman" w:hAnsi="Times New Roman" w:cs="Times New Roman"/>
+          <w:i/>
+          <w:vertAlign w:val="subscript"/>
+        </w:rPr>
+        <w:t xml:space="preserve">p</w:t>
+      </w:r>
+      <w:r>
+        <w:rPr>
+          <w:rFonts w:ascii="Times New Roman" w:hAnsi="Times New Roman" w:cs="Times New Roman" w:eastAsia="ＭＳ Ｐ明朝"/>
+          <w:lang w:val="en-US" w:eastAsia="ja-JP"/>
+        </w:rPr>
+        <w:t xml:space="preserve"> へ向かう経路上に変更量が小さく生産効率の劣化も小さい解が現れるため，多点探索の高安定 HV は向上する．</w:t>
       </w:r>
     </w:p>
     <w:p>
@@ -481,7 +503,28 @@
           <w:rFonts w:ascii="Times New Roman" w:hAnsi="Times New Roman" w:cs="Times New Roman" w:eastAsia="ＭＳ Ｐ明朝"/>
           <w:lang w:val="en-US" w:eastAsia="ja-JP"/>
         </w:rPr>
-        <w:t xml:space="preserve"> を最適化対象とする．決定変数は最適化対象作業の機械ごとの処理順序である．</w:t>
+        <w:t xml:space="preserve"> を最適化対象とする．決定変数は </w:t>
+      </w:r>
+      <w:r>
+        <w:rPr>
+          <w:rFonts w:ascii="Times New Roman" w:hAnsi="Times New Roman" w:cs="Times New Roman"/>
+          <w:i/>
+        </w:rPr>
+        <w:t xml:space="preserve">O</w:t>
+      </w:r>
+      <w:r>
+        <w:rPr>
+          <w:rFonts w:ascii="Times New Roman" w:hAnsi="Times New Roman" w:cs="Times New Roman"/>
+          <w:vertAlign w:val="subscript"/>
+        </w:rPr>
+        <w:t xml:space="preserve">opt</w:t>
+      </w:r>
+      <w:r>
+        <w:rPr>
+          <w:rFonts w:ascii="Times New Roman" w:hAnsi="Times New Roman" w:cs="Times New Roman" w:eastAsia="ＭＳ Ｐ明朝"/>
+          <w:lang w:val="en-US" w:eastAsia="ja-JP"/>
+        </w:rPr>
+        <w:t xml:space="preserve"> の機械ごとの処理順序である．</w:t>
       </w:r>
     </w:p>
     <w:p>
@@ -990,7 +1033,7 @@
           <w:rFonts w:ascii="Times New Roman" w:hAnsi="Times New Roman" w:cs="Times New Roman" w:eastAsia="ＭＳ Ｐ明朝"/>
           <w:lang w:val="en-US" w:eastAsia="ja-JP"/>
         </w:rPr>
-        <w:t xml:space="preserve"> 未満）に含まれる解で算出した HV である．AOC は，重みごとの HV–対数時間曲線の時間平均であり，早く高い HV に達するほど大きい（anytime 性能）．</w:t>
+        <w:t xml:space="preserve"> 未満）に含まれる解で算出した HV である．AUC（area under the curve）は，重みごとの HV–対数時間曲線の時間平均であり，早く高い HV に達するほど大きい（anytime 性能）．</w:t>
       </w:r>
     </w:p>
     <w:p>
@@ -1175,7 +1218,7 @@
           <w:rFonts w:ascii="Times New Roman" w:hAnsi="Times New Roman" w:cs="Times New Roman" w:eastAsia="ＭＳ Ｐ明朝"/>
           <w:lang w:val="en-US" w:eastAsia="ja-JP"/>
         </w:rPr>
-        <w:t xml:space="preserve">　PR は 2 つの高品質解を結ぶ経路上の中間解を探索する操作である</w:t>
+        <w:t xml:space="preserve">　PR（path relinking）は 2 つの高品質解を結ぶ経路上の中間解を探索する操作である</w:t>
       </w:r>
       <w:r>
         <w:rPr>
@@ -1276,7 +1319,7 @@
           <w:rFonts w:ascii="Times New Roman" w:hAnsi="Times New Roman" w:cs="Times New Roman" w:eastAsia="ＭＳ Ｐ明朝"/>
           <w:lang w:val="en-US" w:eastAsia="ja-JP"/>
         </w:rPr>
-        <w:t xml:space="preserve"> を誘導解とするのは，その経路上に，順序偏差が小さく，総所要時間の劣化も小さい解が現れると期待できるためである．打ち切る深さ </w:t>
+        <w:t xml:space="preserve"> を誘導解とするのは，その経路上に，順序偏差が小さく，総所要時間の劣化も小さい解が現れると期待できるためである．また，この経路を </w:t>
       </w:r>
       <w:r>
         <w:rPr>
@@ -1290,7 +1333,7 @@
           <w:rFonts w:ascii="Times New Roman" w:hAnsi="Times New Roman" w:cs="Times New Roman" w:eastAsia="ＭＳ Ｐ明朝"/>
           <w:lang w:val="en-US" w:eastAsia="ja-JP"/>
         </w:rPr>
-        <w:t xml:space="preserve"> を 1 手から経路長までの範囲で変え，到達点を解とする簡略版（以下，PR-</w:t>
+        <w:t xml:space="preserve"> 回の swap 移動で打ち切り，到達解をそのまま用いる簡略版（以下，PR-</w:t>
       </w:r>
       <w:r>
         <w:rPr>
@@ -1304,7 +1347,43 @@
           <w:rFonts w:ascii="Times New Roman" w:hAnsi="Times New Roman" w:cs="Times New Roman" w:eastAsia="ＭＳ Ｐ明朝"/>
           <w:lang w:val="en-US" w:eastAsia="ja-JP"/>
         </w:rPr>
-        <w:t xml:space="preserve">）も用いる．両者は，単点探索には摂動として，多点探索には各個体への改善操作として組み込む．</w:t>
+        <w:t xml:space="preserve">）も用いる（</w:t>
+      </w:r>
+      <w:r>
+        <w:rPr>
+          <w:rFonts w:ascii="Times New Roman" w:hAnsi="Times New Roman" w:cs="Times New Roman"/>
+          <w:i/>
+        </w:rPr>
+        <w:t xml:space="preserve">k</w:t>
+      </w:r>
+      <w:r>
+        <w:rPr>
+          <w:rFonts w:ascii="Times New Roman" w:hAnsi="Times New Roman" w:cs="Times New Roman" w:eastAsia="ＭＳ Ｐ明朝"/>
+          <w:lang w:val="en-US" w:eastAsia="ja-JP"/>
+        </w:rPr>
+        <w:t xml:space="preserve"> は 1 から </w:t>
+      </w:r>
+      <w:r>
+        <w:rPr>
+          <w:rFonts w:ascii="Times New Roman" w:hAnsi="Times New Roman" w:cs="Times New Roman"/>
+          <w:i/>
+        </w:rPr>
+        <w:t xml:space="preserve">S</w:t>
+      </w:r>
+      <w:r>
+        <w:rPr>
+          <w:rFonts w:ascii="Times New Roman" w:hAnsi="Times New Roman" w:cs="Times New Roman"/>
+          <w:i/>
+          <w:vertAlign w:val="subscript"/>
+        </w:rPr>
+        <w:t xml:space="preserve">p</w:t>
+      </w:r>
+      <w:r>
+        <w:rPr>
+          <w:rFonts w:ascii="Times New Roman" w:hAnsi="Times New Roman" w:cs="Times New Roman" w:eastAsia="ＭＳ Ｐ明朝"/>
+          <w:lang w:val="en-US" w:eastAsia="ja-JP"/>
+        </w:rPr>
+        <w:t xml:space="preserve"> と処理順位が異なる作業数までの範囲で発動ごとに変える）．両者は，単点探索には摂動として，多点探索には各個体への改善操作として組み込む．</w:t>
       </w:r>
     </w:p>
     <w:p>
@@ -1573,7 +1652,7 @@
           <w:rFonts w:ascii="Times New Roman" w:hAnsi="Times New Roman" w:cs="Times New Roman" w:eastAsia="ＭＳ Ｐ明朝"/>
           <w:lang w:val="en-US" w:eastAsia="ja-JP"/>
         </w:rPr>
-        <w:t xml:space="preserve">　演算子を組み込むと，多点探索の高安定 HV は全 8 シナリオの全試行で向上し（</w:t>
+        <w:t xml:space="preserve">　演算子を組み込むと，多点探索の高安定 HV は全 8 シナリオの全試行で向上した（</w:t>
       </w:r>
       <w:r>
         <w:rPr>
@@ -1613,7 +1692,7 @@
           <w:rFonts w:ascii="Times New Roman" w:hAnsi="Times New Roman" w:cs="Times New Roman" w:eastAsia="ＭＳ Ｐ明朝"/>
           <w:lang w:val="en-US" w:eastAsia="ja-JP"/>
         </w:rPr>
-        <w:t xml:space="preserve">=1.0），8 シナリオ中 7 つで単点探索と同等以上の値に達した（残る la40 では単点探索を 5〜10% 下回った）．よって仮説2は，この 1 シナリオを除いて支持された．一方，単点探索で高安定 HV が有意に向上したのは 8 シナリオ中 2 つにとどまり，Holm 補正後に有意差が残るのは 1 つである．</w:t>
+        <w:t xml:space="preserve">=1.0）．よって仮説2は支持された．なお，到達した値は演算子なしの単点探索と 6 シナリオで同等で，1 つで 4〜5% 上回り，1 つで 5〜10% 下回った．一方，単点探索で高安定 HV が有意に向上したのは 8 シナリオ中 2 つにとどまり，Holm 補正後に有意差が残るのは 1 つである．</w:t>
       </w:r>
     </w:p>
     <w:p>
@@ -1625,7 +1704,7 @@
           <w:rFonts w:ascii="Times New Roman" w:hAnsi="Times New Roman" w:cs="Times New Roman" w:eastAsia="ＭＳ Ｐ明朝"/>
           <w:lang w:val="en-US" w:eastAsia="ja-JP"/>
         </w:rPr>
-        <w:t xml:space="preserve">　この非対称は，演算子を組み込む前の手法が高安定 HV の上限に達しているか否かで説明できる．どのシナリオでも 6 手法中 3〜5 手法が最良値の 2% 以内に集まり，この帯が到達の上限にあたる．多点探索は演算子なしでは全 8 シナリオで帯の外にあり，演算子を組み込むと 7 つで帯に入る．単点探索は演算子なしのまま 6 つで帯の中にあり，有意に向上したのは帯の外にある残りの 2 つだけである．</w:t>
+        <w:t xml:space="preserve">　この非対称は，演算子を組み込む前の手法が高安定 HV の上限に達しているか否かで説明できる．どのシナリオでも 6 手法中 3〜5 手法が最良値の 2% 以内に集まり，この帯が本実験で比較した手法の到達上限にあたる．多点探索は演算子なしでは全 8 シナリオで帯の外にあり，演算子を組み込むと 7 つで帯に入る．単点探索は演算子なしのまま 6 つで帯の中にあり，有意に向上したのは帯の外にある残りの 2 つだけである．</w:t>
       </w:r>
     </w:p>
     <w:p>
@@ -1642,7 +1721,7 @@
           <w:rFonts w:ascii="Times New Roman" w:hAnsi="Times New Roman" w:cs="Times New Roman" w:eastAsia="ＭＳ Ｐ明朝"/>
           <w:lang w:val="en-US" w:eastAsia="ja-JP"/>
         </w:rPr>
-        <w:t xml:space="preserve">全域 HV と AOC</w:t>
+        <w:t xml:space="preserve">全域 HV と AUC</w:t>
       </w:r>
     </w:p>
     <w:p>
@@ -1654,7 +1733,7 @@
           <w:rFonts w:ascii="Times New Roman" w:hAnsi="Times New Roman" w:cs="Times New Roman" w:eastAsia="ＭＳ Ｐ明朝"/>
           <w:lang w:val="en-US" w:eastAsia="ja-JP"/>
         </w:rPr>
-        <w:t xml:space="preserve">　最良の手法は評価指標によって異なる．全域 HV でも演算子による有意な向上は多点探索にのみ生じ（8 シナリオ中 6 つで +2.8〜11.7%，単点探索では ±0.5% 以内），演算子を組み込んだ多点探索が最良となる．一方 AOC では単点探索が 8 シナリオ中 6 つで最良に並ぶ．全域 HV を向上させた演算子は，多点探索では個体ごとに発動するため計算時間を増やし，PR は AOC を 8 シナリオ中 5 つで 7〜26% 低下させた．</w:t>
+        <w:t xml:space="preserve">　最良の手法は評価指標によって異なる．全域 HV でも演算子による有意な向上は多点探索にのみ生じ（8 シナリオ中 6 つで +2.8〜11.7%，単点探索では ±0.5% 以内），演算子を組み込んだ多点探索が最良となる．一方 AUC では単点探索が 8 シナリオ中 6 つで最良に並ぶ．全域 HV を向上させた演算子は，多点探索では個体ごとに発動するため計算時間を増やし，PR は AUC を 8 シナリオ中 5 つで 7〜26% 低下させた．</w:t>
       </w:r>
     </w:p>
     <w:p>
@@ -1701,7 +1780,7 @@
           <w:rFonts w:ascii="Times New Roman" w:hAnsi="Times New Roman" w:cs="Times New Roman" w:eastAsia="ＭＳ Ｐ明朝"/>
           <w:lang w:val="en-US" w:eastAsia="ja-JP"/>
         </w:rPr>
-        <w:t xml:space="preserve"> が安定性目的の最適解として与えられる再スケジューリングにおいて，統制比較により，単点探索が高安定 HV で多点探索を上回ることを示した．また，PR に基づいて構成した安定性誘導演算子の効果が，組み込む前に高安定 HV の上限に達していない多点探索では大きく，達している単点探索では小さいことを示した．</w:t>
+        <w:t xml:space="preserve"> が安定性目的の最適解として与えられる再スケジューリングにおいて，統制比較により，単点探索が高安定 HV で多点探索を上回ることを示した．また，PR に基づいて構成した安定性誘導演算子の効果は，探索構造の違いそのものではなく，演算子を組み込む前にその手法が本実験における高安定 HV の到達上限に達しているかどうかで分かれた．演算子なしでこの上限に達していない多点探索では効果が大きく，達している単点探索では小さい．</w:t>
       </w:r>
     </w:p>
     <w:p>

--- a/doc/paper_jima2026fall/v2/鬼頭拓海_JIMA2026fall_yokou.docx
+++ b/doc/paper_jima2026fall/v2/鬼頭拓海_JIMA2026fall_yokou.docx
@@ -1033,7 +1033,7 @@
           <w:rFonts w:ascii="Times New Roman" w:hAnsi="Times New Roman" w:cs="Times New Roman" w:eastAsia="ＭＳ Ｐ明朝"/>
           <w:lang w:val="en-US" w:eastAsia="ja-JP"/>
         </w:rPr>
-        <w:t xml:space="preserve"> 未満）に含まれる解で算出した HV である．AUC（area under the curve）は，重みごとの HV–対数時間曲線の時間平均であり，早く高い HV に達するほど大きい（anytime 性能）．</w:t>
+        <w:t xml:space="preserve"> 未満）に含まれる解で算出した HV である．area under the curve（AUC）は，重みごとの HV–対数時間曲線の時間平均であり，早く高い HV に達するほど大きい（anytime 性能）．</w:t>
       </w:r>
     </w:p>
     <w:p>
@@ -1218,7 +1218,7 @@
           <w:rFonts w:ascii="Times New Roman" w:hAnsi="Times New Roman" w:cs="Times New Roman" w:eastAsia="ＭＳ Ｐ明朝"/>
           <w:lang w:val="en-US" w:eastAsia="ja-JP"/>
         </w:rPr>
-        <w:t xml:space="preserve">　PR（path relinking）は 2 つの高品質解を結ぶ経路上の中間解を探索する操作である</w:t>
+        <w:t xml:space="preserve">　path relinking（PR）は 2 つの高品質解を結ぶ経路上の中間解を探索する操作である</w:t>
       </w:r>
       <w:r>
         <w:rPr>
@@ -1439,7 +1439,7 @@
           <w:rFonts w:ascii="Times New Roman" w:hAnsi="Times New Roman" w:cs="Times New Roman" w:eastAsia="ＭＳ Ｐ明朝"/>
           <w:lang w:val="en-US" w:eastAsia="ja-JP"/>
         </w:rPr>
-        <w:t xml:space="preserve">=60〜148 の単一作業遅延を与えた 8 シナリオを用いる．全作業のうち最適化対象となる割合が 27〜82% にわたるよう構成する（la36 と ta21 は同一問題・同一 </w:t>
+        <w:t xml:space="preserve">=60〜148 の単一作業遅延を与えた 8 シナリオを用いる．最適化対象となる作業の割合が 27〜82% になるよう構成する（la36 と ta21 は同一問題・同一 </w:t>
       </w:r>
       <w:r>
         <w:rPr>
@@ -1461,7 +1461,7 @@
           <w:rFonts w:ascii="Times New Roman" w:hAnsi="Times New Roman" w:cs="Times New Roman" w:eastAsia="ＭＳ Ｐ明朝"/>
           <w:lang w:val="en-US" w:eastAsia="ja-JP"/>
         </w:rPr>
-        <w:t xml:space="preserve"> でこの割合のみを変え，小さい順に S・M・L を付す）．計算予算は単点探索 3000 反復・多点探索 500 世代（中央値の試行ではいずれも予算の 7 割で全域 HV が最終値の 99% に達する）とし，各条件で 10 試行を行う．検定には両側 Mann–Whitney の </w:t>
+        <w:t xml:space="preserve"> でこの割合のみを変え，小さい順に S・M・L を付す）．計算予算は単点探索 3000 反復・多点探索 500 世代（中央値の試行は予算の 7 割で全域 HV が最終値の 99% に達する）とし，各条件で 10 試行を行う．検定には両側 Mann–Whitney の </w:t>
       </w:r>
       <w:r>
         <w:rPr>
@@ -1518,7 +1518,7 @@
       <w:r>
         <w:drawing>
           <wp:inline xmlns:a="http://schemas.openxmlformats.org/drawingml/2006/main" xmlns:pic="http://schemas.openxmlformats.org/drawingml/2006/picture">
-            <wp:extent cx="2933700" cy="1527386"/>
+            <wp:extent cx="2933700" cy="1208405"/>
             <wp:docPr id="1" name="Picture 1"/>
             <wp:cNvGraphicFramePr>
               <a:graphicFrameLocks noChangeAspect="1"/>
@@ -1539,7 +1539,7 @@
                   <pic:spPr>
                     <a:xfrm>
                       <a:off x="0" y="0"/>
-                      <a:ext cx="2933700" cy="1527386"/>
+                      <a:ext cx="2933700" cy="1208405"/>
                     </a:xfrm>
                     <a:prstGeom prst="rect"/>
                   </pic:spPr>
@@ -1780,7 +1780,7 @@
           <w:rFonts w:ascii="Times New Roman" w:hAnsi="Times New Roman" w:cs="Times New Roman" w:eastAsia="ＭＳ Ｐ明朝"/>
           <w:lang w:val="en-US" w:eastAsia="ja-JP"/>
         </w:rPr>
-        <w:t xml:space="preserve"> が安定性目的の最適解として与えられる再スケジューリングにおいて，統制比較により，単点探索が高安定 HV で多点探索を上回ることを示した．また，PR に基づいて構成した安定性誘導演算子の効果は，探索構造の違いそのものではなく，演算子を組み込む前にその手法が本実験における高安定 HV の到達上限に達しているかどうかで分かれた．演算子なしでこの上限に達していない多点探索では効果が大きく，達している単点探索では小さい．</w:t>
+        <w:t xml:space="preserve"> が安定性目的の最適解として与えられる再スケジューリングにおいて，統制比較により，単点探索が高安定 HV で多点探索を上回ることを示した．また，PR に基づく安定性誘導演算子の効果は，探索構造の違いそのものではなく，演算子を組み込む前にその手法が本実験における高安定 HV の到達上限の帯に達しているか否かで分かれた．帯の外にある多点探索は演算子で帯まで到達し，既に帯の中にある単点探索では効果は限定的である．</w:t>
       </w:r>
     </w:p>
     <w:p>
@@ -1792,7 +1792,21 @@
           <w:rFonts w:ascii="Times New Roman" w:hAnsi="Times New Roman" w:cs="Times New Roman" w:eastAsia="ＭＳ Ｐ明朝"/>
           <w:lang w:val="en-US" w:eastAsia="ja-JP"/>
         </w:rPr>
-        <w:t xml:space="preserve">　高安定 HV では両者が並ぶため，手法の選択は他の指標で決まる．全域 HV を重視するなら演算子を組み込んだ多点探索が，短い計算時間で解を得るなら単点探索が適する．本研究の限界は，各探索構造の代表が 1 手法であること，安定性を順序偏差でのみ測ったこと，外乱を単一の作業遅延に限ったことの 3 点であり，今後の課題である．</w:t>
+        <w:t xml:space="preserve">　高安定 HV では両者が並ぶため，手法の選択は他の指標で決まる．全域 HV を重視するなら演算子を組み込んだ多点探索が，短い計算時間で解を得るなら単点探索が適する．今後の課題は，各探索構造の代表が 1 手法である点，安定性を順序偏差でのみ測った点，外乱を単一の作業遅延に限った点，各条件の試行数が </w:t>
+      </w:r>
+      <w:r>
+        <w:rPr>
+          <w:rFonts w:ascii="Times New Roman" w:hAnsi="Times New Roman" w:cs="Times New Roman"/>
+          <w:i/>
+        </w:rPr>
+        <w:t xml:space="preserve">n</w:t>
+      </w:r>
+      <w:r>
+        <w:rPr>
+          <w:rFonts w:ascii="Times New Roman" w:hAnsi="Times New Roman" w:cs="Times New Roman" w:eastAsia="ＭＳ Ｐ明朝"/>
+          <w:lang w:val="en-US" w:eastAsia="ja-JP"/>
+        </w:rPr>
+        <w:t xml:space="preserve">=10 にとどまる点である．</w:t>
       </w:r>
     </w:p>
     <w:p>
